--- a/example_articles/states/Missouri/6.states_Missouri_Other_publisher.docx
+++ b/example_articles/states/Missouri/6.states_Missouri_Other_publisher.docx
@@ -29,17 +29,17 @@
     </w:p>
     <w:p>
       <w:r>
-        <w:t>Source File: Other publishers/Files (500) (31).DOCX</w:t>
+        <w:t>Source file: Other publishers/Files (500) (31).DOCX</w:t>
       </w:r>
     </w:p>
     <w:p>
       <w:r>
-        <w:t>Raw locations result: ['Missouri']</w:t>
+        <w:t>Raw locations result, 'locations': ['Missouri']</w:t>
       </w:r>
     </w:p>
     <w:p>
       <w:r>
-        <w:t>states_stand_flat (Standardized): Missouri</w:t>
+        <w:t>Standardized locations result, 'states_stand_flat': Missouri</w:t>
       </w:r>
     </w:p>
     <w:p>

--- a/example_articles/states/Missouri/6.states_Missouri_Other_publisher.docx
+++ b/example_articles/states/Missouri/6.states_Missouri_Other_publisher.docx
@@ -7,9 +7,7 @@
         <w:pStyle w:val="Heading1"/>
       </w:pPr>
       <w:r>
-        <w:t>KLINK VS. SANTORUM: WHAT MAKES THEM RUN?;</w:t>
-        <w:br/>
-        <w:t>KLINK SAYS COLLEAGUES IN HOUSE URGED HIM TO TAKE ON INCUMBENT</w:t>
+        <w:t>St. Louis ready to seat 1st black mayor // Advocate of change looks like a winner</w:t>
       </w:r>
     </w:p>
     <w:p>
@@ -19,17 +17,17 @@
     </w:p>
     <w:p>
       <w:r>
-        <w:t>Date: 2000-10-22</w:t>
+        <w:t>Date: 1993-04-05</w:t>
       </w:r>
     </w:p>
     <w:p>
       <w:r>
-        <w:t>Section: STATE,</w:t>
+        <w:t>Section: NEWS; Pg. 6A</w:t>
       </w:r>
     </w:p>
     <w:p>
       <w:r>
-        <w:t>Source file: Other publishers/Files (500) (31).DOCX</w:t>
+        <w:t>Source file: Other publishers/Files (500) (27).DOCX</w:t>
       </w:r>
     </w:p>
     <w:p>
@@ -51,109 +49,75 @@
     </w:p>
     <w:p>
       <w:r>
-        <w:t>At the House committee meeting that day, the questioning by Rep. Ron Klink was crisp, confident and relentless. How many Web sites, Klink asked, had the Food and Drug Administration tracked down that offered consumers instant access to drugs without a prescription?</w:t>
+        <w:t>On Cherokee Street, the heart of a working-class enclave of sturdy brick homes and corner bars, Freeman Bosley Jr. works the neighborhood crowd.</w:t>
         <w:br/>
-        <w:t>When the FDA official replied 104, Klink retorted that three committee staffers had uncovered 200. "Does that bother you?" Klink asked.</w:t>
+        <w:t>The man who would be mayor swaggers along most of the 22-block route of the annual Bunny Hop Parade, trading high-fives with youngsters all along the way.</w:t>
         <w:br/>
-        <w:t>Before he got a reply, Klink bored ahead. "How many people do you have working at the FDA?" Nine thousand was the answer. "You have 9,000, we've got three," Klink said angrily. "You found 104, we found over 200." It was, Klink concluded, "troublesome."</w:t>
+        <w:t>Asked about his self-assured style, Bosley smiles: "I not only talk the talk, but I can walk that walk."</w:t>
         <w:br/>
-        <w:t>That hearing in the summer of 1999 vividly displayed how Ron Klink, onetime KDKA-TV reporter, weather man and anchor, has found a comfortable home in the House.</w:t>
+        <w:t>This Democratic son of the north side has reason to feel confident. Entering Tuesday's election, he is widely considered a shoo-in to become the city's first black mayor.</w:t>
         <w:br/>
-        <w:t>Whether posing questions to witnesses at hearings, forging alliances with powerful House Democrats, or joining with Republicans to deal with Internet prescription drug sales, Klink shows signs of becoming a force on Capitol Hill.</w:t>
+        <w:t>With 68% of the city's voters registered Democrats, the real contest was last month's primary. A Republican hasn't won the general election in 44 years - a fact not lost on GOP chairwoman J. Charline Sherrill.</w:t>
         <w:br/>
-        <w:t>Yet Klink this year has exchanged the security of the House for the insecurity of a daunting statewide race to defeat Sen. Rick Santorum. Encouraged by his Pennsylvania Democratic congressional colleagues, Klink says, he plunged into a campaign against the sharp-edged Republican.</w:t>
+        <w:t>"No doubt it will make news nationwide if he wins," she says of Bosley's Republican challenger, John O'Gorman - a retired Air Force colonel making his first bid for public office. "We've been running a limited campaign of course, but we've been very successful going door-to-door and doing literature drops."</w:t>
         <w:br/>
-        <w:t>But a campaign that began with soaring hopes is likely to end in despair. Barring an unexpected turnabout next month, polls suggest Klink, 48, is likely to lose against Santorum and see his promising congressional career crash to a halt.</w:t>
+        <w:t>Ken Warren, a St. Louis University political scientist, says: "There's no question (Bosley's) going to sweep to victory for a lot of reasons."</w:t>
         <w:br/>
-        <w:t>He has yet to conquer the challenges of campaigning in a state as large and diverse as Pennsylvania. Klink, so readily recognizable in Western Pennsylvania because of his years at KDKA, remains largely a blank face to the Democrats and liberal Republicans scattered through Philadelphia and its suburbs. Without their votes, Klink cannot win.</w:t>
+        <w:t>One reason: The city is 47% black.</w:t>
         <w:br/>
-        <w:t>A loss would mark the first detour in the career of a man who has always been a glib talker and persuasive salesman: reading the news as a 17-year-old for a small Ohio radio station; selling cookware door-to-door in Canton, Ohio, or working as a disc jockey for a rock-and-roll station in West Virginia.</w:t>
+        <w:t>"I think maybe he understands the problems a little better," says Jason Woolridge, 22, a marketing consultant who is black. "I think maybe he'll restore a little pride."</w:t>
         <w:br/>
-        <w:t>Klink has marched from one success to another. Without ever attending college, Klink rose from a Somerset County working-class family to a prominent Pittsburgh television job and a coveted seat in the U.S. House of Representatives.</w:t>
+        <w:t>But the election hinges on more than race. On the predominantly white south side, Bosley won support because he advocated change, something everybody - even the incumbent - seems to want.</w:t>
         <w:br/>
-        <w:t>"It was a long, hard thought-out decision," Klink says of challenging Santorum. "I felt strongly enough to give up a very safe seat and a great future and a job I love because I didn't think anyone else could beat [Santorum]. This was a joint decision made by most of the members of the delegation. We talked about this for a long time. I was willing to take it on."</w:t>
+        <w:t>"It's time for a change for me and it's time for a change for the city," says Mayor Vincent Schoemel, who is retiring after 12 years. "After a while, you need a new perspective."</w:t>
         <w:br/>
-        <w:t>But while Klink easily convinced his Democratic colleagues, he has so far failed to strike a responsive chord with many Pennsylvania voters. He appears uncomfortable meeting new voters face-to-face. "He doesn't seem well-suited to the touchy-feely type of campaign," one Democratic consultant conceded.</w:t>
+        <w:t>Bosley's success is seen as a repudiation of Schoemel, who pushed to rebuild downtown. Though largely successful, the redevelopment produced mostly service jobs, not the high-paid assembly line work once so prevalent here.</w:t>
         <w:br/>
-        <w:t>At a Celtic Festival last month in Bethlehem, Klink joined Bethlehem Mayor Don Cunningham for an afternoon of shaking hands. But he often appeared hesitant, waiting for Cunningham to introduce him to voters instead of thrusting his hand out and engaging in chatty small-talk. He seemed more comfortable talking with reporters in tow.</w:t>
+        <w:t>Last year, one of the area's largest employers, General Dynamics, packed up and moved out. McDonnell Douglas has laid off 14,500 workers since 1990. Even the National Football League team bailed out.</w:t>
         <w:br/>
-        <w:t>Klink also has been unable to raise the millions of campaign dollars he needs to finance an effective advertising campaign. He dismisses fund raising as "begging people for money." He was so short of cash during the April primary that he loaned his campaign $ 300,000 by taking out a second mortgage on his Westmoreland County home.</w:t>
+        <w:t>"People are leaving this city every year," Bosley says.</w:t>
         <w:br/>
-        <w:t>During a meeting last year with campaign advisers, he was urged repeatedly to devote more energy to raising money. One participant recalled that Klink eventually grew angry and snapped, "We will raise the money. I don't want to hear any more about this."</w:t>
+        <w:t>Today, the population is about 385,000, down from 622,000 in 1970.</w:t>
         <w:br/>
-        <w:t>But without money, Klink has been unable to increase his name identification in Eastern Pennsylvania, a fact that was painfully obvious in Bethlehem. As Klink drifted into the festive crowd gathered to hear bagpipe music and applaud husky men in kilts tossing sheaves, nobody seemed to know who he was.</w:t>
+        <w:t>Bosley's solution focuses on neighborhood development. Developing business is important, he says, but neighborhoods have been neglected too long.</w:t>
         <w:br/>
-        <w:t>"Guess I saw him on the TV the other night," said Jim Weiss, an accountant from Bethlehem. "I don't have the foggiest idea," said another man. Mike Yeomans of Lancaster wondered, "Is he from this area?"</w:t>
+        <w:t>"Development is great, but if you don't have people in the city, it all goes to pot," he says.</w:t>
         <w:br/>
-        <w:t>Alliance builder</w:t>
+        <w:t>Business leaders, wary of such talk, supported Bosley's opponent in the primary. But they changed their tune after the primary.</w:t>
         <w:br/>
-        <w:t>Klink's inability to wage an effective statewide campaign stands in contrast to the political skill he has displayed as a House lawmaker since his election in 1992. By assiduously developing alliances with Democrats John Murtha of Pennsylvania and John Dingell of Michigan, Klink was on his way to becoming one of Pennsylvania's most influential representatives.</w:t>
+        <w:t>"I think he knows that downtown is the principal economic engine," says Andrew Craig, president of Boatmen's Bank and leader of Civic Progress, a group of 25 who run the city's largest businesses.</w:t>
         <w:br/>
-        <w:t>Early in his first term, Klink had a chance to show Democratic leaders that they could depend upon him for a tough vote. President Clinton was pushing the then-Democratic controlled Senate and House to approve a $ 500 billion deficit-reduction package, which included budget cuts, an income-tax increase on the wealthy and a 4.3-cent per gallon boost in the gasoline tax.</w:t>
+        <w:t>But Bosley's first priority is to spend $ 60 million, about 20% of the entire city budget, restoring 10,000 vacant homes and businesses.</w:t>
         <w:br/>
-        <w:t>Against the unanimous opposition of every Republican, congressional Democrats were wholly dependent upon their own party to pass what appeared to be an unpopular tax increase. They were forced to apply considerable political pressure to persuade wavering Democrats to back the measure, which finally squeaked through.</w:t>
+        <w:t>He wants 150 new police officers, at a cost of more than $ 7 million, neighborhood watches and enforcement of an 11 p.m. curfew - all an effort to combat crime.</w:t>
         <w:br/>
-        <w:t>Klink needed no persuasion. Klink made a point of casting his vote early. "I wanted them to see Klink was there," Klink says. "I wanted to take a leadership role and put my vote up early for whomever it might persuade."</w:t>
+        <w:t>He also wants neighborhood schools, despite concerns that they may lead to segregated schools.</w:t>
         <w:br/>
-        <w:t>The economic package not only reduced the deficit, but helped Klink win the gratitude of House Democratic leaders such as Murtha and Dingell.</w:t>
+        <w:t>Bosley looks back on his own childhood, growing up in Fairgrounds Park and walking to elementary and high school.</w:t>
         <w:br/>
-        <w:t>Klink often can be seen chatting in what is called "Murtha's Corner," a small section of the House floor where Murtha holds court with his allies.</w:t>
+        <w:t>"Schools are vital to stabilizing neighborhoods," he says. "It's important to having values. Because of it, I feel a closeness and a commitment to the neighborhood, like I belong."</w:t>
         <w:br/>
-        <w:t>Dingell, the senior Democrat on the powerful House Commerce Committee, not only gave Klink a seat on his committee, he also made Klink the senior Democrat on the House Subcommittee on Oversight and Investigations. From that perch, Klink has broad authority to investigate a variety of federal agencies, including the FDA and its monitoring of Internet prescription Web sites.</w:t>
+        <w:t>He plans to pay for all of that with an infusion of federal money - the city expects at least $ 16 million more a year under President Clinton. He also vows to cut waste in city government. He hopes banks and private industry will help fund housing and business loans.</w:t>
         <w:br/>
-        <w:t>"He's a guy who does his homework," says Dennis Fitzgibbons, a former senior aide to Dingell and now a lobbyist for DaimlerChrysler Corp. "He is a quick study and gets very quickly to the core of an issue. He does not back down from controversy. He's tenacious and he's got a real sense of right and wrong."</w:t>
+        <w:t>Bosley "has not committed to any tax increase. But I'm sure one has to recognize that if everything else fails, that may be an alternative," says Bill Stodghill, who heads Bosley's transition team.</w:t>
         <w:br/>
-        <w:t>Mark Isakowitz, a Republican lobbyist in Washington said, "I don't think he was on a star-studded leadership track. But in terms of somebody who could settle in, grab a subcommittee chair and get a few things done, he was probably doing fine.''</w:t>
+        <w:t>Despite the grand plans, some are uncertain about the new focus of government. Others are still a little wary of a black man as mayor.</w:t>
         <w:br/>
-        <w:t>In addition to forging alliances with Democrats, Klink has displayed a knack for working with Republicans. Prompted by the FDA hearings, Klink sponsored a bill designed to provide consumers with more information about prescription drug sales on the Internet. With Republicans controlling the House and Senate, the bill had little chance of passage.</w:t>
+        <w:t>Glenn Jackson, 59, a retired trucker who is white, acknowledges a need for change, but says: "Let's just hope things don't go the way of East St. Louis," the predominantly black city across the Mississippi River, which went broke.</w:t>
         <w:br/>
-        <w:t>That changed this year when Rep. Tom Bliley, R-Va., chairman of the House Commerce Committee, said he wanted to back a similar bill. Klink helped negotiate a bipartisan compromise with Sens. Edward Kennedy, D-Mass., and James Jeffords, R-Vt. The bill could win passage as early as next week.</w:t>
+        <w:t>Bosley dismisses such concerns.</w:t>
         <w:br/>
-        <w:t>Given his growing role in the House, Klink seemed a natural to challenge Santorum. He is well-known in Western Pennsylvania and was a strong supporter of popular legislation, such as providing patients more clout in dealing with HMOs. With his opposition to abortion rights and new gun restrictions, he also would not offend conservative Democrats in Central Pennsylvania, the type who rallied so enthusiastically for the late Gov. Bob Casey.</w:t>
+        <w:t>"People need a new attitude. It needs to be energetic, exciting and wholesome," he says.</w:t>
         <w:br/>
-        <w:t>In addition, Klink yearned to take on Santorum. Klink insists he harbors no personal dislike for the senator, but the two clearly have a frosty relationship. Earlier this year, they happened to sit across the aisle from one another on a plane from Pittsburgh and didn't exchange a word during the flight.</w:t>
+        <w:t xml:space="preserve"> THE BOSLEY FILE</w:t>
         <w:br/>
-        <w:t>Klink denounces Santorum's floor behavior as "boorish" and says, "Virtually every Democratic senator and some Republican senators have shared with me their dislike for Santorum." Klink was irritated during his 1998 re-election campaign when he believed Santorum helped Klink's GOP challenger. Klink says, "The strength of our delegation is we stay out of each other's races.</w:t>
+        <w:t xml:space="preserve"> Age: 38 Education: St. Louis University School of Law Career: Elected circuit clerk in 1983; city Democratic Party chairman since 1990 Family: Married to Darlynn, a teacher; they have a 2-year-old daughter, Sydney. Interest: Fishing. "I like to go sit on the river," he says. Style: Once jumped out of a car in the city and refused to get back in until the driver, a friend of his, retrieved a can he had tossed out the window. Bosley recalls telling him: "If you were in (suburban) Clayton or LaDue, you wouldn't have thrown the can out the window. Doing it here shows lack of pride."</w:t>
         <w:br/>
-        <w:t>"The only animosity I have -- and I take this seriously -- is this is a guy who hurts people," Klink says. "That's my animosity. That's nothing personal. It's nothing he's ever done against me. It's a fact that when this guy votes, he really hurts people . . . He voted against the start-up money for the school breakfast program. How can you be pro-life and not want kids to eat? I don't understand it. This is not a kind person."</w:t>
         <w:br/>
-        <w:t>A model in Heinz</w:t>
+        <w:t>Notes</w:t>
         <w:br/>
-        <w:t>Running for the Senate and forging deals on Capitol Hill was not Klink's original career goal. "I just always wanted to be on TV," Klink says. His grandmother still has a photograph of 3-year-old Ron pretending to be a broadcaster. As a young boy he followed the latest news on KDKA by listening to a neighbor's radio.</w:t>
         <w:br/>
-        <w:t>After he graduated from high school in 1969, Klink borrowed $ 1,200 from his parents and attended a broadcast school in Columbus, Ohio.</w:t>
-        <w:br/>
-        <w:t>For four hours every day, he learned the trade, spending the rest of the afternoon working in the credit department of a department store.</w:t>
-        <w:br/>
-        <w:t>"At 5 p.m. when the store closed, I would take all the money from the registers, put it in the safe, set the timer on the safe, come back out and sit there all night," Klink says. "And for that, I made minimum wage. But it was enough money to eat on and pay the rent. But not enough money or time to do a lot of other crazy things."</w:t>
-        <w:br/>
-        <w:t>Klink was impatient to find a full-time broadcasting job. The course was scheduled to last four months, but within two months, after he shipped audio tapes to radio stations, WLKR Radio in Norwalk, Ohio, snapped him up for $ 400 a month. There, 17-year-old Klink drove his own car to nearby small towns, scanned their newspapers, rewrote the stories, and read them on the air.</w:t>
-        <w:br/>
-        <w:t>"I started in early August of 1969 and I stayed there until November," Klink says. "Here I was using my own car and my own gas … and they were supposed to be reimbursing me for my car and gas. And they didn't do it. And I said, 'Goodbye.' "</w:t>
-        <w:br/>
-        <w:t>Klink returned home to Western Pennsylvania, making ends meet by reading the news at a small radio station in Somerset and selling furniture on the side. From there, he ricocheted among broadcasting jobs in small towns, repairing roofs in his hometown and selling cookware door-to-door in Canton, Ohio. "That was a pretty miserable job," he says.</w:t>
-        <w:br/>
-        <w:t>He advanced to television in Altoona before moving to the station he listened to as a young boy -- KDKA -- the leading station in Pittsburgh. He started as a weather man before becoming a reporter and then weekend anchor.</w:t>
-        <w:br/>
-        <w:t>"He was one of the best people I've ever worked with and I've been in the business for 20 years now," says Vicki Yates, who co-anchored KDKA's weekend broadcasts with Klink. "He was one of the easiest people to work with. A lot of times, you deal with egos, but he never showed any of that."</w:t>
-        <w:br/>
-        <w:t>Klink never thought he would leave broadcasting. But by the early 1990s, he was seriously considering politics. The 1991 death of Sen. John Heinz, R-Pa., in an air crash struck him hard. Heinz had all the money in the world, yet he had turned to politics. "If a guy like that," Klink thought to himself, "can walk away from hundreds of millions of dollars . . . why can't I walk away from [TV]?"</w:t>
-        <w:br/>
-        <w:t>In addition, he was appalled by his area congressman -- Democrat Joe Kolter. Klink found himself reporting more stories about Western Pennsylvania's slumping economy and yet "guys like Kolter . . . just weren't doing their job." Kolter infuriated organized labor when he missed a vote on extending unemployment benefits.</w:t>
-        <w:br/>
-        <w:t>Klink wanted to challenge Kolter in the 1992 Democratic primary, but he needed advice. So he telephoned Murtha, whom he had covered as a reporter.</w:t>
-        <w:br/>
-        <w:t>"I'm real serious," Klink recalls telling Murtha. "I'd like your counsel to know if this is a good idea."</w:t>
-        <w:br/>
-        <w:t>After a long silence, Klink heard Murtha say: "I would never speak ill of another member of Congress, particularly not a member of my own party. But having said that, I will admit we've got some dead wood in the delegation . . . If I were you, I would throw my hat in the ring and see what the hell happens."</w:t>
-        <w:br/>
-        <w:t>With Murtha's blessing, Klink entered the race. Because of his years at KDKA, Klink was the best-known candidate and easily defeated Kolter in the primary before winning 79 percent of the vote in the general election against a poorly financed Republican.</w:t>
-        <w:br/>
-        <w:t>Now eight years later, he sees his race against Santorum in much the same way as his challenge to Kolter. Santorum, Klink says over and over, is wrong on the issues and too conservative for the state.</w:t>
-        <w:br/>
-        <w:t>"I didn't get into this because I needed a job," Klink says. "I didn't leave KDKA to come to Congress because I needed a job. This was a race where essentially we need someone in the Senate who is going to take care of our needs."</w:t>
-        <w:br/>
-        <w:t>CAMPAIGN 2000</w:t>
+        <w:t>MAYORAL RACES; See related story; 6A; See bio box at end of text</w:t>
         <w:br/>
         <w:br/>
         <w:t>Graphic</w:t>
@@ -161,7 +125,7 @@
         <w:br/>
         <w:t xml:space="preserve"> </w:t>
         <w:br/>
-        <w:t>PHOTO, PHOTO: V.W.H. Campbell Jr./Post-Gazette: U.S. Rep. Ron Klink listens; to a spokesman for Sen. Rick Santorum at the University of Pittsburgh Medical; Center facility in Aliquippa Friday.</w:t>
+        <w:t>PHOTO, b/w, Bill Stover</w:t>
       </w:r>
     </w:p>
     <w:sectPr>

--- a/example_articles/states/Missouri/6.states_Missouri_Other_publisher.docx
+++ b/example_articles/states/Missouri/6.states_Missouri_Other_publisher.docx
@@ -7,7 +7,7 @@
         <w:pStyle w:val="Heading1"/>
       </w:pPr>
       <w:r>
-        <w:t>St. Louis ready to seat 1st black mayor // Advocate of change looks like a winner</w:t>
+        <w:t>GEPHARDT QUITS RACE QUITS CAMPAIGN AFTER FINISHING 4TH IN IOWA</w:t>
       </w:r>
     </w:p>
     <w:p>
@@ -17,17 +17,17 @@
     </w:p>
     <w:p>
       <w:r>
-        <w:t>Date: 1993-04-05</w:t>
+        <w:t>Date: 2004-01-21</w:t>
       </w:r>
     </w:p>
     <w:p>
       <w:r>
-        <w:t>Section: NEWS; Pg. 6A</w:t>
+        <w:t>Section: NATIONAL,</w:t>
       </w:r>
     </w:p>
     <w:p>
       <w:r>
-        <w:t>Source file: Other publishers/Files (500) (27).DOCX</w:t>
+        <w:t>Source file: Other publishers/Files (500) (17).DOCX</w:t>
       </w:r>
     </w:p>
     <w:p>
@@ -49,75 +49,31 @@
     </w:p>
     <w:p>
       <w:r>
-        <w:t>On Cherokee Street, the heart of a working-class enclave of sturdy brick homes and corner bars, Freeman Bosley Jr. works the neighborhood crowd.</w:t>
+        <w:t>Missouri Rep. Dick Gephardt, caricatured for years as a passionless robo-politician, wept openly yesterday as he bade farewell to his long public career in a poignant hometown news conference.</w:t>
         <w:br/>
-        <w:t>The man who would be mayor swaggers along most of the 22-block route of the annual Bunny Hop Parade, trading high-fives with youngsters all along the way.</w:t>
+        <w:t xml:space="preserve"> Gephardt, who rose from childhood poverty to the highest levels of government only to fail in two bids for the presidency, was surrounded by his family -- all dressed in black -- as he said he would finish his term in Congress, then return to private life. The end will come after 14 terms representing Missouri's 3rd Congressional District, and 33 years in elective office.</w:t>
         <w:br/>
-        <w:t>Asked about his self-assured style, Bosley smiles: "I not only talk the talk, but I can walk that walk."</w:t>
+        <w:t>Gephardt's second presidential campaign ended Monday night after he finished a distant fourth in the Iowa caucuses, garnering less than 11 percent of the vote in a neighboring state. He wouldn't speculate on why he lost so badly in Iowa, a state he'd said repeatedly he would win, as he did in 1988 in his first race for president.</w:t>
         <w:br/>
-        <w:t>This Democratic son of the north side has reason to feel confident. Entering Tuesday's election, he is widely considered a shoo-in to become the city's first black mayor.</w:t>
+        <w:t xml:space="preserve"> "I am proud of the campaign we waged," Gephardt said.</w:t>
         <w:br/>
-        <w:t>With 68% of the city's voters registered Democrats, the real contest was last month's primary. A Republican hasn't won the general election in 44 years - a fact not lost on GOP chairwoman J. Charline Sherrill.</w:t>
+        <w:t xml:space="preserve"> "It was fought on the principles of fairness for our workers, security for our seniors and opportunity for our children. My career in public office is coming to an end, but the fight is never over."</w:t>
         <w:br/>
-        <w:t>"No doubt it will make news nationwide if he wins," she says of Bosley's Republican challenger, John O'Gorman - a retired Air Force colonel making his first bid for public office. "We've been running a limited campaign of course, but we've been very successful going door-to-door and doing literature drops."</w:t>
+        <w:t xml:space="preserve"> While Gephardt ruled out running for public office in Missouri, he said he had no plans for what he would do when his term ended next January. He said he hadn't considered whether he would accept the vice presidential nomination, or endorse another candidate.</w:t>
         <w:br/>
-        <w:t>Ken Warren, a St. Louis University political scientist, says: "There's no question (Bosley's) going to sweep to victory for a lot of reasons."</w:t>
+        <w:t xml:space="preserve"> "I'll have a little trouble with that," Gephardt said, a smile lifting his tear-filled eyes. "We'll figure out the rest at a later date."</w:t>
         <w:br/>
-        <w:t>One reason: The city is 47% black.</w:t>
+        <w:t xml:space="preserve"> Gephardt said he looked forward to spending time with his wife, Jane, and children, Chrissy, Matt and Kate.</w:t>
         <w:br/>
-        <w:t>"I think maybe he understands the problems a little better," says Jason Woolridge, 22, a marketing consultant who is black. "I think maybe he'll restore a little pride."</w:t>
+        <w:t xml:space="preserve"> Tears welled up as he named them. Afterward, more tears flowed as Gephardt hugged supporters and well-wishers in the hallway of America's Center, a convention and athletic complex in a revitalized part of downtown St. Louis that Gephardt played a large role in developing.</w:t>
         <w:br/>
-        <w:t>But the election hinges on more than race. On the predominantly white south side, Bosley won support because he advocated change, something everybody - even the incumbent - seems to want.</w:t>
+        <w:t xml:space="preserve"> May Scheve, the chairwoman of the Missouri Democratic Party, said she hoped Gephardt would "stay involved, be the fundraiser that he is, be the inspiration that he is."</w:t>
         <w:br/>
-        <w:t>"It's time for a change for me and it's time for a change for the city," says Mayor Vincent Schoemel, who is retiring after 12 years. "After a while, you need a new perspective."</w:t>
+        <w:t xml:space="preserve"> Gephardt served 13 years as Democratic leader in the House of Representatives. As the son of a Teamster and a secretary who lived in the bungalow rows of south St. Louis, he frequently said on the campaign trail that he never forgot his roots in working-class America.</w:t>
         <w:br/>
-        <w:t>Bosley's success is seen as a repudiation of Schoemel, who pushed to rebuild downtown. Though largely successful, the redevelopment produced mostly service jobs, not the high-paid assembly line work once so prevalent here.</w:t>
+        <w:t xml:space="preserve"> His loyalty to the concerns of blue-collar union members formed the backbone of his support.</w:t>
         <w:br/>
-        <w:t>Last year, one of the area's largest employers, General Dynamics, packed up and moved out. McDonnell Douglas has laid off 14,500 workers since 1990. Even the National Football League team bailed out.</w:t>
-        <w:br/>
-        <w:t>"People are leaving this city every year," Bosley says.</w:t>
-        <w:br/>
-        <w:t>Today, the population is about 385,000, down from 622,000 in 1970.</w:t>
-        <w:br/>
-        <w:t>Bosley's solution focuses on neighborhood development. Developing business is important, he says, but neighborhoods have been neglected too long.</w:t>
-        <w:br/>
-        <w:t>"Development is great, but if you don't have people in the city, it all goes to pot," he says.</w:t>
-        <w:br/>
-        <w:t>Business leaders, wary of such talk, supported Bosley's opponent in the primary. But they changed their tune after the primary.</w:t>
-        <w:br/>
-        <w:t>"I think he knows that downtown is the principal economic engine," says Andrew Craig, president of Boatmen's Bank and leader of Civic Progress, a group of 25 who run the city's largest businesses.</w:t>
-        <w:br/>
-        <w:t>But Bosley's first priority is to spend $ 60 million, about 20% of the entire city budget, restoring 10,000 vacant homes and businesses.</w:t>
-        <w:br/>
-        <w:t>He wants 150 new police officers, at a cost of more than $ 7 million, neighborhood watches and enforcement of an 11 p.m. curfew - all an effort to combat crime.</w:t>
-        <w:br/>
-        <w:t>He also wants neighborhood schools, despite concerns that they may lead to segregated schools.</w:t>
-        <w:br/>
-        <w:t>Bosley looks back on his own childhood, growing up in Fairgrounds Park and walking to elementary and high school.</w:t>
-        <w:br/>
-        <w:t>"Schools are vital to stabilizing neighborhoods," he says. "It's important to having values. Because of it, I feel a closeness and a commitment to the neighborhood, like I belong."</w:t>
-        <w:br/>
-        <w:t>He plans to pay for all of that with an infusion of federal money - the city expects at least $ 16 million more a year under President Clinton. He also vows to cut waste in city government. He hopes banks and private industry will help fund housing and business loans.</w:t>
-        <w:br/>
-        <w:t>Bosley "has not committed to any tax increase. But I'm sure one has to recognize that if everything else fails, that may be an alternative," says Bill Stodghill, who heads Bosley's transition team.</w:t>
-        <w:br/>
-        <w:t>Despite the grand plans, some are uncertain about the new focus of government. Others are still a little wary of a black man as mayor.</w:t>
-        <w:br/>
-        <w:t>Glenn Jackson, 59, a retired trucker who is white, acknowledges a need for change, but says: "Let's just hope things don't go the way of East St. Louis," the predominantly black city across the Mississippi River, which went broke.</w:t>
-        <w:br/>
-        <w:t>Bosley dismisses such concerns.</w:t>
-        <w:br/>
-        <w:t>"People need a new attitude. It needs to be energetic, exciting and wholesome," he says.</w:t>
-        <w:br/>
-        <w:t xml:space="preserve"> THE BOSLEY FILE</w:t>
-        <w:br/>
-        <w:t xml:space="preserve"> Age: 38 Education: St. Louis University School of Law Career: Elected circuit clerk in 1983; city Democratic Party chairman since 1990 Family: Married to Darlynn, a teacher; they have a 2-year-old daughter, Sydney. Interest: Fishing. "I like to go sit on the river," he says. Style: Once jumped out of a car in the city and refused to get back in until the driver, a friend of his, retrieved a can he had tossed out the window. Bosley recalls telling him: "If you were in (suburban) Clayton or LaDue, you wouldn't have thrown the can out the window. Doing it here shows lack of pride."</w:t>
-        <w:br/>
-        <w:br/>
-        <w:t>Notes</w:t>
-        <w:br/>
-        <w:br/>
-        <w:t>MAYORAL RACES; See related story; 6A; See bio box at end of text</w:t>
+        <w:t xml:space="preserve"> In an era when many in the Democratic Party's leadership were proponents of free trade, Gephardt's skepticism and his ties to big labor were throwbacks to an earlier generation of economic populists.</w:t>
         <w:br/>
         <w:br/>
         <w:t>Graphic</w:t>
@@ -125,7 +81,7 @@
         <w:br/>
         <w:t xml:space="preserve"> </w:t>
         <w:br/>
-        <w:t>PHOTO, b/w, Bill Stover</w:t>
+        <w:t>PHOTO: Dick Gephardt fights back tears yesterday as he announces that he's dropping his bid for the White House.</w:t>
       </w:r>
     </w:p>
     <w:sectPr>
